--- a/other/cv/Catherine_Pereira_Cover_Letter.docx
+++ b/other/cv/Catherine_Pereira_Cover_Letter.docx
@@ -129,7 +129,7 @@
               <w:pStyle w:val="Subtitle"/>
             </w:pPr>
             <w:r>
-              <w:t>[filler]</w:t>
+              <w:t>NLP Research Intern – Summer 2026</w:t>
             </w:r>
           </w:p>
         </w:tc>
@@ -254,7 +254,10 @@
               </w:rPr>
             </w:pPr>
             <w:r>
-              <w:t>Raili1@proton.me</w:t>
+              <w:t>r</w:t>
+            </w:r>
+            <w:r>
+              <w:t>innuopereira@gmail.com</w:t>
             </w:r>
           </w:p>
           <w:p>
@@ -273,7 +276,7 @@
               </w:rPr>
             </w:pPr>
             <w:r>
-              <w:t>Shayna Heinrich</w:t>
+              <w:t>Hiring Manager</w:t>
             </w:r>
           </w:p>
           <w:p>
@@ -281,36 +284,12 @@
               <w:jc w:val="right"/>
             </w:pPr>
             <w:r>
-              <w:t>Recruiter</w:t>
+              <w:t>Talkspace</w:t>
             </w:r>
           </w:p>
           <w:p>
             <w:pPr>
-              <w:jc w:val="right"/>
-            </w:pPr>
-            <w:r>
-              <w:t>The Social Institute</w:t>
-            </w:r>
-          </w:p>
-          <w:p>
-            <w:pPr>
-              <w:jc w:val="right"/>
-            </w:pPr>
-            <w:r>
-              <w:t>555 S Mangum St Suite 100</w:t>
-            </w:r>
-          </w:p>
-          <w:p>
-            <w:pPr>
-              <w:jc w:val="right"/>
-            </w:pPr>
-            <w:r>
-              <w:t>Durham, NC 27701</w:t>
-            </w:r>
-          </w:p>
-          <w:p>
-            <w:pPr>
-              <w:jc w:val="right"/>
+              <w:jc w:val="center"/>
             </w:pPr>
           </w:p>
         </w:tc>
@@ -329,49 +308,122 @@
             <w:r>
               <w:t xml:space="preserve">Dear </w:t>
             </w:r>
-            <w:proofErr w:type="gramStart"/>
             <w:r>
-              <w:t>Yes&amp;</w:t>
+              <w:t>Talkspace Hiring Team</w:t>
             </w:r>
             <w:r>
               <w:t>,</w:t>
             </w:r>
-            <w:proofErr w:type="gramEnd"/>
           </w:p>
           <w:p>
+            <w:pPr>
+              <w:spacing w:after="200"/>
+              <w:jc w:val="both"/>
+            </w:pPr>
             <w:r>
-              <w:t>I am excited to apply for the Spring 2026 Internship with The Social Institute. As a Computer Science student at Virginia Commonwealth University with hands-on experience in teaching, coding, and web development, I am eager to contribute my technical and creative skills to a mission-driven organization that empowers students to make positive choices online and offline.</w:t>
-            </w:r>
-          </w:p>
-          <w:p/>
-          <w:p>
-            <w:r>
-              <w:t xml:space="preserve">During my time as a Programming Instructor at </w:t>
-            </w:r>
-            <w:proofErr w:type="spellStart"/>
-            <w:r>
-              <w:t>CodeWizardsHQ</w:t>
-            </w:r>
-            <w:proofErr w:type="spellEnd"/>
-            <w:r>
-              <w:t>, I taught students how to build interactive projects using JavaScript, HTML, and CSS. This experience strengthened my communication and leadership skills, and it reinforced my passion for helping young learners navigate technology in engaging, healthy ways—an approach that mirrors The Social Institute’s mission. Additionally, my K-Pop Fan Website project demonstrates my ability to design responsive, user-friendly interfaces that prioritize accessibility and visual appeal.</w:t>
-            </w:r>
-          </w:p>
-          <w:p/>
-          <w:p>
-            <w:r>
-              <w:t>What draws me most to The Social Institute is its commitment to combining education, psychology, and technology to improve student well-being. I am especially interested in contributing to areas like website/product development, research, or social media management, where I can blend my technical background with a passion for meaningful digital experiences.</w:t>
-            </w:r>
-          </w:p>
-          <w:p/>
-          <w:p>
-            <w:r>
-              <w:t>I am confident that my enthusiasm for learning, attention to detail, and collaborative mindset would make me a valuable addition to your team. I would be thrilled to help develop innovative, student-centered digital solutions that align with your mission to foster positive digital citizenship.</w:t>
+              <w:rPr>
+                <w:rFonts w:ascii="Arial" w:eastAsia="Arial" w:hAnsi="Arial" w:cs="Arial"/>
+                <w:szCs w:val="22"/>
+              </w:rPr>
+              <w:t>Mental health access has always felt personal to me. Growing up as a first-generation college student, I watched family members and community members go without support simply because care felt out of reach — too expensive, too hard to navigate, too stigmatized to seek. That is why the mission behind Talkspace resonates with me deeply, and why the NLP Research Intern role is one I am genuinely excited to pursue.</w:t>
             </w:r>
           </w:p>
           <w:p>
+            <w:pPr>
+              <w:spacing w:after="200"/>
+              <w:jc w:val="both"/>
+            </w:pPr>
             <w:r>
-              <w:t>Thank you for considering my application. I would welcome the opportunity to discuss how I can contribute to The Social Institute’s impactful work this spring.</w:t>
+              <w:rPr>
+                <w:rFonts w:ascii="Arial" w:eastAsia="Arial" w:hAnsi="Arial" w:cs="Arial"/>
+                <w:szCs w:val="22"/>
+              </w:rPr>
+              <w:t>I am currently a Computer Science student at Virginia Commonwealth University (B.S., Dec 2026), concentrating in Software Engineering with a minor in AI. My technical focus has increasingly centered on natural language processing and data pipelines. In an independent NLP project, I built an end-to-end analysis pipeline incorporating keyword and topic extraction, sentiment and emotion classification using transformer-based models (Hugging Face), and text summarization on conversational data — the exact core of what this role requires. I applied bias-detection checks throughout the pipeline to flag inequitable model behavior across subgroups, aligning with the AI ethics and bias mitigation responsibilities listed in the job description.</w:t>
+            </w:r>
+          </w:p>
+          <w:p>
+            <w:pPr>
+              <w:spacing w:after="200"/>
+              <w:jc w:val="both"/>
+            </w:pPr>
+            <w:r>
+              <w:rPr>
+                <w:rFonts w:ascii="Arial" w:eastAsia="Arial" w:hAnsi="Arial" w:cs="Arial"/>
+                <w:szCs w:val="22"/>
+              </w:rPr>
+              <w:t xml:space="preserve">My Health &amp; Nutrition Relational Database project deepened my SQL and Python data-handling skills: I wrote complex queries to transform raw datasets into automated insights and maintained 100% data integrity throughout — skills that </w:t>
+            </w:r>
+            <w:proofErr w:type="gramStart"/>
+            <w:r>
+              <w:rPr>
+                <w:rFonts w:ascii="Arial" w:eastAsia="Arial" w:hAnsi="Arial" w:cs="Arial"/>
+                <w:szCs w:val="22"/>
+              </w:rPr>
+              <w:t>translate</w:t>
+            </w:r>
+            <w:proofErr w:type="gramEnd"/>
+            <w:r>
+              <w:rPr>
+                <w:rFonts w:ascii="Arial" w:eastAsia="Arial" w:hAnsi="Arial" w:cs="Arial"/>
+                <w:szCs w:val="22"/>
+              </w:rPr>
+              <w:t xml:space="preserve"> directly to processing de-identified clinical transcripts with care and rigor. I am also comfortable with structured documentation and reproducible code, which I practiced throughout my Capstone automation project.</w:t>
+            </w:r>
+          </w:p>
+          <w:p>
+            <w:pPr>
+              <w:spacing w:after="200"/>
+              <w:jc w:val="both"/>
+            </w:pPr>
+            <w:r>
+              <w:rPr>
+                <w:rFonts w:ascii="Arial" w:eastAsia="Arial" w:hAnsi="Arial" w:cs="Arial"/>
+                <w:szCs w:val="22"/>
+              </w:rPr>
+              <w:t>Beyond technical skills, my year as a Programming Instructor taught me how to translate complex ideas for non-technical audiences — a competency the role highlights explicitly for communicating findings to clinical and business stakeholders. I am also experienced with agile workflows, project management, and cross-functional collaboration from my Capstone work and leadership roles.</w:t>
+            </w:r>
+          </w:p>
+          <w:p>
+            <w:pPr>
+              <w:spacing w:after="200"/>
+              <w:jc w:val="both"/>
+            </w:pPr>
+            <w:r>
+              <w:rPr>
+                <w:rFonts w:ascii="Arial" w:eastAsia="Arial" w:hAnsi="Arial" w:cs="Arial"/>
+                <w:szCs w:val="22"/>
+              </w:rPr>
+              <w:lastRenderedPageBreak/>
+              <w:t xml:space="preserve">I understand this role culminates in peer-reviewed publication, and that excites rather than intimidates me. I am a precise writer with experience structuring academic-style methodology reports, and I am eager to develop that further under mentorship. I am committed to 20 hours per week from June through August, fully available </w:t>
+            </w:r>
+            <w:proofErr w:type="gramStart"/>
+            <w:r>
+              <w:rPr>
+                <w:rFonts w:ascii="Arial" w:eastAsia="Arial" w:hAnsi="Arial" w:cs="Arial"/>
+                <w:szCs w:val="22"/>
+              </w:rPr>
+              <w:t>on</w:t>
+            </w:r>
+            <w:proofErr w:type="gramEnd"/>
+            <w:r>
+              <w:rPr>
+                <w:rFonts w:ascii="Arial" w:eastAsia="Arial" w:hAnsi="Arial" w:cs="Arial"/>
+                <w:szCs w:val="22"/>
+              </w:rPr>
+              <w:t xml:space="preserve"> Eastern Time.</w:t>
+            </w:r>
+          </w:p>
+          <w:p>
+            <w:pPr>
+              <w:spacing w:after="200"/>
+              <w:jc w:val="both"/>
+            </w:pPr>
+            <w:r>
+              <w:rPr>
+                <w:rFonts w:ascii="Arial" w:eastAsia="Arial" w:hAnsi="Arial" w:cs="Arial"/>
+                <w:szCs w:val="22"/>
+              </w:rPr>
+              <w:t>I would love the opportunity to talk more about how my background in NLP, Python, and ethical AI development can contribute to Talkspace’s research mission. Thank you for your time and for everything you are building for the people who need it most.</w:t>
             </w:r>
           </w:p>
           <w:p>
@@ -1116,7 +1168,6 @@
   <w:style w:type="character" w:default="1" w:styleId="DefaultParagraphFont">
     <w:name w:val="Default Paragraph Font"/>
     <w:uiPriority w:val="1"/>
-    <w:semiHidden/>
     <w:unhideWhenUsed/>
   </w:style>
   <w:style w:type="table" w:default="1" w:styleId="TableNormal">
@@ -1537,20 +1588,24 @@
   </w:compat>
   <w:rsids>
     <w:rsidRoot w:val="00AC5ACF"/>
+    <w:rsid w:val="000B6A0D"/>
     <w:rsid w:val="000F206A"/>
     <w:rsid w:val="00224723"/>
     <w:rsid w:val="00254F76"/>
     <w:rsid w:val="002554E2"/>
+    <w:rsid w:val="002A3753"/>
     <w:rsid w:val="004B6C62"/>
     <w:rsid w:val="005712BE"/>
     <w:rsid w:val="005C6874"/>
     <w:rsid w:val="005F6BD7"/>
     <w:rsid w:val="006828FC"/>
+    <w:rsid w:val="00684C7E"/>
     <w:rsid w:val="00720BC8"/>
     <w:rsid w:val="008264C7"/>
     <w:rsid w:val="00902D31"/>
     <w:rsid w:val="00970180"/>
     <w:rsid w:val="00AC5ACF"/>
+    <w:rsid w:val="00BC707A"/>
     <w:rsid w:val="00D2364F"/>
     <w:rsid w:val="00DE629D"/>
     <w:rsid w:val="00ED15F7"/>
@@ -2239,6 +2294,15 @@
 </file>
 
 <file path=customXml/item1.xml><?xml version="1.0" encoding="utf-8"?>
+<?mso-contentType ?>
+<FormTemplates xmlns="http://schemas.microsoft.com/sharepoint/v3/contenttype/forms">
+  <Display>DocumentLibraryForm</Display>
+  <Edit>DocumentLibraryForm</Edit>
+  <New>DocumentLibraryForm</New>
+</FormTemplates>
+</file>
+
+<file path=customXml/item2.xml><?xml version="1.0" encoding="utf-8"?>
 <p:properties xmlns:p="http://schemas.microsoft.com/office/2006/metadata/properties" xmlns:xsi="http://www.w3.org/2001/XMLSchema-instance" xmlns:pc="http://schemas.microsoft.com/office/infopath/2007/PartnerControls">
   <documentManagement>
     <_ip_UnifiedCompliancePolicyUIAction xmlns="http://schemas.microsoft.com/sharepoint/v3" xsi:nil="true"/>
@@ -2258,7 +2322,7 @@
 </p:properties>
 </file>
 
-<file path=customXml/item2.xml><?xml version="1.0" encoding="utf-8"?>
+<file path=customXml/item3.xml><?xml version="1.0" encoding="utf-8"?>
 <ct:contentTypeSchema xmlns:ct="http://schemas.microsoft.com/office/2006/metadata/contentType" xmlns:ma="http://schemas.microsoft.com/office/2006/metadata/properties/metaAttributes" ct:_="" ma:_="" ma:contentTypeName="Document" ma:contentTypeID="0x01010079F111ED35F8CC479449609E8A0923A6" ma:contentTypeVersion="26" ma:contentTypeDescription="Create a new document." ma:contentTypeScope="" ma:versionID="ac37c1753acd5e330d2062ccec26ea66">
   <xsd:schema xmlns:xsd="http://www.w3.org/2001/XMLSchema" xmlns:xs="http://www.w3.org/2001/XMLSchema" xmlns:p="http://schemas.microsoft.com/office/2006/metadata/properties" xmlns:ns1="http://schemas.microsoft.com/sharepoint/v3" xmlns:ns2="71af3243-3dd4-4a8d-8c0d-dd76da1f02a5" xmlns:ns3="16c05727-aa75-4e4a-9b5f-8a80a1165891" xmlns:ns4="230e9df3-be65-4c73-a93b-d1236ebd677e" targetNamespace="http://schemas.microsoft.com/office/2006/metadata/properties" ma:root="true" ma:fieldsID="3b340c7101c92c5120abd06486f94548" ns1:_="" ns2:_="" ns3:_="" ns4:_="">
     <xsd:import namespace="http://schemas.microsoft.com/sharepoint/v3"/>
@@ -2558,16 +2622,15 @@
 </ct:contentTypeSchema>
 </file>
 
-<file path=customXml/item3.xml><?xml version="1.0" encoding="utf-8"?>
-<?mso-contentType ?>
-<FormTemplates xmlns="http://schemas.microsoft.com/sharepoint/v3/contenttype/forms">
-  <Display>DocumentLibraryForm</Display>
-  <Edit>DocumentLibraryForm</Edit>
-  <New>DocumentLibraryForm</New>
-</FormTemplates>
+<file path=customXml/itemProps1.xml><?xml version="1.0" encoding="utf-8"?>
+<ds:datastoreItem xmlns:ds="http://schemas.openxmlformats.org/officeDocument/2006/customXml" ds:itemID="{01FCE0AC-C230-4025-AEB4-6192FC691AF7}">
+  <ds:schemaRefs>
+    <ds:schemaRef ds:uri="http://schemas.microsoft.com/sharepoint/v3/contenttype/forms"/>
+  </ds:schemaRefs>
+</ds:datastoreItem>
 </file>
 
-<file path=customXml/itemProps1.xml><?xml version="1.0" encoding="utf-8"?>
+<file path=customXml/itemProps2.xml><?xml version="1.0" encoding="utf-8"?>
 <ds:datastoreItem xmlns:ds="http://schemas.openxmlformats.org/officeDocument/2006/customXml" ds:itemID="{E5BD4F17-423E-4912-903A-9C227A0B0A0D}">
   <ds:schemaRefs>
     <ds:schemaRef ds:uri="http://schemas.microsoft.com/office/2006/metadata/properties"/>
@@ -2579,7 +2642,7 @@
 </ds:datastoreItem>
 </file>
 
-<file path=customXml/itemProps2.xml><?xml version="1.0" encoding="utf-8"?>
+<file path=customXml/itemProps3.xml><?xml version="1.0" encoding="utf-8"?>
 <ds:datastoreItem xmlns:ds="http://schemas.openxmlformats.org/officeDocument/2006/customXml" ds:itemID="{F331E6D5-A021-46B6-80C0-457D3E5CD3B7}">
   <ds:schemaRefs>
     <ds:schemaRef ds:uri="http://schemas.microsoft.com/office/2006/metadata/contentType"/>
@@ -2600,14 +2663,6 @@
 </ds:datastoreItem>
 </file>
 
-<file path=customXml/itemProps3.xml><?xml version="1.0" encoding="utf-8"?>
-<ds:datastoreItem xmlns:ds="http://schemas.openxmlformats.org/officeDocument/2006/customXml" ds:itemID="{01FCE0AC-C230-4025-AEB4-6192FC691AF7}">
-  <ds:schemaRefs>
-    <ds:schemaRef ds:uri="http://schemas.microsoft.com/sharepoint/v3/contenttype/forms"/>
-  </ds:schemaRefs>
-</ds:datastoreItem>
-</file>
-
 <file path=docMetadata/LabelInfo.xml><?xml version="1.0" encoding="utf-8"?>
 <clbl:labelList xmlns:clbl="http://schemas.microsoft.com/office/2020/mipLabelMetadata"/>
 </file>